--- a/source/data/Demo summary, discussion topics, and asks - T1 readmes.docx
+++ b/source/data/Demo summary, discussion topics, and asks - T1 readmes.docx
@@ -417,7 +417,19 @@
           <w:rPr>
             <w:rStyle w:val="Hyperlink"/>
           </w:rPr>
-          <w:t xml:space="preserve"> forms listed by number</w:t>
+          <w:t xml:space="preserve"> form</w:t>
+        </w:r>
+        <w:r>
+          <w:rPr>
+            <w:rStyle w:val="Hyperlink"/>
+          </w:rPr>
+          <w:t>s</w:t>
+        </w:r>
+        <w:r>
+          <w:rPr>
+            <w:rStyle w:val="Hyperlink"/>
+          </w:rPr>
+          <w:t xml:space="preserve"> listed by number</w:t>
         </w:r>
       </w:hyperlink>
     </w:p>
@@ -518,6 +530,9 @@
         <w:t xml:space="preserve"> for T1</w:t>
       </w:r>
       <w:r>
+        <w:t xml:space="preserve"> in excel file</w:t>
+      </w:r>
+      <w:r>
         <w:t>:</w:t>
       </w:r>
     </w:p>
@@ -595,7 +610,31 @@
         <w:t xml:space="preserve"> </w:t>
       </w:r>
       <w:r>
-        <w:t>They will also be the same. Write concise intros, but don’t be concerned about the rules of the of descriptions. They are minimally used now, and they will get truncated by search engines, if they are used.</w:t>
+        <w:t>They will also be the same. Write concise intros, but don’t be concerned about the rules of th</w:t>
+      </w:r>
+      <w:r>
+        <w:t>e</w:t>
+      </w:r>
+      <w:r>
+        <w:t xml:space="preserve"> description</w:t>
+      </w:r>
+      <w:r>
+        <w:t xml:space="preserve"> metadata</w:t>
+      </w:r>
+      <w:r>
+        <w:t>. They are minimally used now</w:t>
+      </w:r>
+      <w:r>
+        <w:t>. T</w:t>
+      </w:r>
+      <w:r>
+        <w:t>hey will get truncated</w:t>
+      </w:r>
+      <w:r>
+        <w:t xml:space="preserve"> as needed</w:t>
+      </w:r>
+      <w:r>
+        <w:t xml:space="preserve"> by search engines, if they are used.</w:t>
       </w:r>
     </w:p>
     <w:p>
@@ -673,12 +712,24 @@
       <w:pPr>
         <w:pStyle w:val="ListParagraph"/>
         <w:numPr>
+          <w:ilvl w:val="1"/>
+          <w:numId w:val="7"/>
+        </w:numPr>
+      </w:pPr>
+      <w:r>
+        <w:lastRenderedPageBreak/>
+        <w:t>Is this list complete?</w:t>
+      </w:r>
+    </w:p>
+    <w:p>
+      <w:pPr>
+        <w:pStyle w:val="ListParagraph"/>
+        <w:numPr>
           <w:ilvl w:val="0"/>
           <w:numId w:val="7"/>
         </w:numPr>
       </w:pPr>
       <w:r>
-        <w:lastRenderedPageBreak/>
         <w:t xml:space="preserve">Provide </w:t>
       </w:r>
       <w:r>
@@ -3943,6 +3994,18 @@
     <w:uiPriority w:val="99"/>
     <w:rsid w:val="00843AD7"/>
   </w:style>
+  <w:style w:type="character" w:styleId="FollowedHyperlink">
+    <w:name w:val="FollowedHyperlink"/>
+    <w:basedOn w:val="DefaultParagraphFont"/>
+    <w:uiPriority w:val="99"/>
+    <w:semiHidden/>
+    <w:unhideWhenUsed/>
+    <w:rsid w:val="00F00F78"/>
+    <w:rPr>
+      <w:color w:val="96607D" w:themeColor="followedHyperlink"/>
+      <w:u w:val="single"/>
+    </w:rPr>
+  </w:style>
 </w:styles>
 </file>
 
